--- a/assets/data/Mindset 01/Mindset1- Custom- Unit 01.docx
+++ b/assets/data/Mindset 01/Mindset1- Custom- Unit 01.docx
@@ -9175,7 +9175,22 @@
                       <w:sz w:val="21"/>
                       <w:szCs w:val="21"/>
                     </w:rPr>
-                    <w:t xml:space="preserve">The diagram demonstrates the process of preparing </w:t>
+                    <w:t xml:space="preserve">The diagram </w:t>
+                  </w:r>
+                  <w:r>
+                    <w:rPr>
+                      <w:sz w:val="21"/>
+                      <w:szCs w:val="21"/>
+                      <w:u w:val="dotted" w:color="EE0000"/>
+                    </w:rPr>
+                    <w:t>demonstrates</w:t>
+                  </w:r>
+                  <w:r>
+                    <w:rPr>
+                      <w:sz w:val="21"/>
+                      <w:szCs w:val="21"/>
+                    </w:rPr>
+                    <w:t xml:space="preserve"> the process of preparing </w:t>
                   </w:r>
                   <w:proofErr w:type="spellStart"/>
                   <w:r>

--- a/assets/data/Mindset 01/Mindset1- Custom- Unit 01.docx
+++ b/assets/data/Mindset 01/Mindset1- Custom- Unit 01.docx
@@ -9181,7 +9181,7 @@
                     <w:rPr>
                       <w:sz w:val="21"/>
                       <w:szCs w:val="21"/>
-                      <w:u w:val="dotted" w:color="EE0000"/>
+                      <w:u w:val="thick" w:color="EE0000"/>
                     </w:rPr>
                     <w:t>demonstrates</w:t>
                   </w:r>

--- a/assets/data/Mindset 01/Mindset1- Custom- Unit 01.docx
+++ b/assets/data/Mindset 01/Mindset1- Custom- Unit 01.docx
@@ -9181,7 +9181,7 @@
                     <w:rPr>
                       <w:sz w:val="21"/>
                       <w:szCs w:val="21"/>
-                      <w:u w:val="thick" w:color="EE0000"/>
+                      <w:u w:val="dotted" w:color="E9E49F"/>
                     </w:rPr>
                     <w:t>demonstrates</w:t>
                   </w:r>
